--- a/LSC/new-guide/New Boardwalk and Bridge Design.docx
+++ b/LSC/new-guide/New Boardwalk and Bridge Design.docx
@@ -37,12 +37,12 @@
           <wp:inline distB="19050" distT="19050" distL="19050" distR="19050">
             <wp:extent cx="5486400" cy="4648200"/>
             <wp:effectExtent b="0" l="0" r="0" t="0"/>
-            <wp:docPr id="20" name="image14.png"/>
+            <wp:docPr id="10" name="image19.png"/>
             <a:graphic>
               <a:graphicData uri="http://schemas.openxmlformats.org/drawingml/2006/picture">
                 <pic:pic>
                   <pic:nvPicPr>
-                    <pic:cNvPr id="0" name="image14.png"/>
+                    <pic:cNvPr id="0" name="image19.png"/>
                     <pic:cNvPicPr preferRelativeResize="0"/>
                   </pic:nvPicPr>
                   <pic:blipFill>
@@ -299,7 +299,7 @@
           <w:szCs w:val="32"/>
           <w:rtl w:val="0"/>
         </w:rPr>
-        <w:t xml:space="preserve">February 11, 2026</w:t>
+        <w:t xml:space="preserve">February 12, 2026</w:t>
       </w:r>
     </w:p>
     <w:p>
@@ -818,12 +818,12 @@
           <wp:inline distB="114300" distT="114300" distL="114300" distR="114300">
             <wp:extent cx="5943600" cy="5052060"/>
             <wp:effectExtent b="0" l="0" r="0" t="0"/>
-            <wp:docPr id="4" name="image4.png"/>
+            <wp:docPr id="13" name="image8.png"/>
             <a:graphic>
               <a:graphicData uri="http://schemas.openxmlformats.org/drawingml/2006/picture">
                 <pic:pic>
                   <pic:nvPicPr>
-                    <pic:cNvPr id="0" name="image4.png"/>
+                    <pic:cNvPr id="0" name="image8.png"/>
                     <pic:cNvPicPr preferRelativeResize="0"/>
                   </pic:nvPicPr>
                   <pic:blipFill>
@@ -1031,12 +1031,12 @@
           <wp:inline distB="114300" distT="114300" distL="114300" distR="114300">
             <wp:extent cx="5715000" cy="1905000"/>
             <wp:effectExtent b="0" l="0" r="0" t="0"/>
-            <wp:docPr id="3" name="image12.png"/>
+            <wp:docPr id="1" name="image14.png"/>
             <a:graphic>
               <a:graphicData uri="http://schemas.openxmlformats.org/drawingml/2006/picture">
                 <pic:pic>
                   <pic:nvPicPr>
-                    <pic:cNvPr id="0" name="image12.png"/>
+                    <pic:cNvPr id="0" name="image14.png"/>
                     <pic:cNvPicPr preferRelativeResize="0"/>
                   </pic:nvPicPr>
                   <pic:blipFill>
@@ -1844,6 +1844,8 @@
         <w:t xml:space="preserve"> – 2x8 4 feet long.  This is fastened to the end of the stringers and is buried in dirt along with the stringer ends.  It protects the stringer ends from decay caused by contact with dirt, and stabilizes the buried ends.</w:t>
       </w:r>
     </w:p>
+    <w:bookmarkStart w:colFirst="0" w:colLast="0" w:name="8ifw0ykz1uaw" w:id="0"/>
+    <w:bookmarkEnd w:id="0"/>
     <w:p>
       <w:pPr>
         <w:keepNext w:val="0"/>
@@ -1886,6 +1888,8 @@
         <w:t xml:space="preserve"> – 2x8 26 inches long.  This stabilizes the section if it is moved as a unit, with or without treads attached.  Otherwise it is optional.</w:t>
       </w:r>
     </w:p>
+    <w:bookmarkStart w:colFirst="0" w:colLast="0" w:name="p6vrzm3ejo4w" w:id="1"/>
+    <w:bookmarkEnd w:id="1"/>
     <w:p>
       <w:pPr>
         <w:keepNext w:val="0"/>
@@ -1928,6 +1932,8 @@
         <w:t xml:space="preserve"> – 3.5 inches.  This is the overhang of the tread beyond the stringer to which it is attached.</w:t>
       </w:r>
     </w:p>
+    <w:bookmarkStart w:colFirst="0" w:colLast="0" w:name="xo4rv1wvyeub" w:id="2"/>
+    <w:bookmarkEnd w:id="2"/>
     <w:p>
       <w:pPr>
         <w:keepNext w:val="0"/>
@@ -2015,8 +2021,8 @@
         <w:t xml:space="preserve">Fasteners and Connectors</w:t>
       </w:r>
     </w:p>
-    <w:bookmarkStart w:colFirst="0" w:colLast="0" w:name="4cfxq7siku6d" w:id="0"/>
-    <w:bookmarkEnd w:id="0"/>
+    <w:bookmarkStart w:colFirst="0" w:colLast="0" w:name="4cfxq7siku6d" w:id="3"/>
+    <w:bookmarkEnd w:id="3"/>
     <w:p>
       <w:pPr>
         <w:keepNext w:val="0"/>
@@ -2314,8 +2320,8 @@
         </w:rPr>
       </w:r>
     </w:p>
-    <w:bookmarkStart w:colFirst="0" w:colLast="0" w:name="jlwwhgyqqioz" w:id="1"/>
-    <w:bookmarkEnd w:id="1"/>
+    <w:bookmarkStart w:colFirst="0" w:colLast="0" w:name="jlwwhgyqqioz" w:id="4"/>
+    <w:bookmarkEnd w:id="4"/>
     <w:p>
       <w:pPr>
         <w:keepNext w:val="0"/>
@@ -2406,8 +2412,8 @@
         </w:rPr>
         <w:t xml:space="preserve">The </w:t>
       </w:r>
-      <w:bookmarkStart w:colFirst="0" w:colLast="0" w:name="44kpukta10uy" w:id="2"/>
-      <w:bookmarkEnd w:id="2"/>
+      <w:bookmarkStart w:colFirst="0" w:colLast="0" w:name="44kpukta10uy" w:id="5"/>
+      <w:bookmarkEnd w:id="5"/>
       <w:r>
         <w:rPr>
           <w:b w:val="1"/>
@@ -2638,12 +2644,12 @@
           <wp:inline distB="19050" distT="19050" distL="19050" distR="19050">
             <wp:extent cx="5943600" cy="1943100"/>
             <wp:effectExtent b="0" l="0" r="0" t="0"/>
-            <wp:docPr id="17" name="image10.png"/>
+            <wp:docPr id="8" name="image6.png"/>
             <a:graphic>
               <a:graphicData uri="http://schemas.openxmlformats.org/drawingml/2006/picture">
                 <pic:pic>
                   <pic:nvPicPr>
-                    <pic:cNvPr id="0" name="image10.png"/>
+                    <pic:cNvPr id="0" name="image6.png"/>
                     <pic:cNvPicPr preferRelativeResize="0"/>
                   </pic:nvPicPr>
                   <pic:blipFill>
@@ -2677,8 +2683,8 @@
         </w:rPr>
       </w:r>
     </w:p>
-    <w:bookmarkStart w:colFirst="0" w:colLast="0" w:name="7bzhsyf36wez" w:id="3"/>
-    <w:bookmarkEnd w:id="3"/>
+    <w:bookmarkStart w:colFirst="0" w:colLast="0" w:name="7bzhsyf36wez" w:id="6"/>
+    <w:bookmarkEnd w:id="6"/>
     <w:p>
       <w:pPr>
         <w:keepNext w:val="0"/>
@@ -2986,12 +2992,12 @@
           <wp:inline distB="114300" distT="114300" distL="114300" distR="114300">
             <wp:extent cx="5943600" cy="1763268"/>
             <wp:effectExtent b="0" l="0" r="0" t="0"/>
-            <wp:docPr id="14" name="image3.png"/>
+            <wp:docPr id="17" name="image4.png"/>
             <a:graphic>
               <a:graphicData uri="http://schemas.openxmlformats.org/drawingml/2006/picture">
                 <pic:pic>
                   <pic:nvPicPr>
-                    <pic:cNvPr id="0" name="image3.png"/>
+                    <pic:cNvPr id="0" name="image4.png"/>
                     <pic:cNvPicPr preferRelativeResize="0"/>
                   </pic:nvPicPr>
                   <pic:blipFill>
@@ -3149,8 +3155,8 @@
         <w:t xml:space="preserve">).  Fasteners should be more than 5” from sill ends to avoid interfering with stringers and T-straps.</w:t>
       </w:r>
     </w:p>
-    <w:bookmarkStart w:colFirst="0" w:colLast="0" w:name="9cna38sdlx5j" w:id="4"/>
-    <w:bookmarkEnd w:id="4"/>
+    <w:bookmarkStart w:colFirst="0" w:colLast="0" w:name="9cna38sdlx5j" w:id="7"/>
+    <w:bookmarkEnd w:id="7"/>
     <w:p>
       <w:pPr>
         <w:keepNext w:val="0"/>
@@ -3228,12 +3234,12 @@
             <wp:extent cx="2571750" cy="2724150"/>
             <wp:effectExtent b="0" l="0" r="0" t="0"/>
             <wp:wrapSquare wrapText="bothSides" distB="114300" distT="114300" distL="114300" distR="114300"/>
-            <wp:docPr id="15" name="image2.png"/>
+            <wp:docPr id="18" name="image16.png"/>
             <a:graphic>
               <a:graphicData uri="http://schemas.openxmlformats.org/drawingml/2006/picture">
                 <pic:pic>
                   <pic:nvPicPr>
-                    <pic:cNvPr id="0" name="image2.png"/>
+                    <pic:cNvPr id="0" name="image16.png"/>
                     <pic:cNvPicPr preferRelativeResize="0"/>
                   </pic:nvPicPr>
                   <pic:blipFill>
@@ -4328,8 +4334,8 @@
         </w:rPr>
       </w:r>
     </w:p>
-    <w:bookmarkStart w:colFirst="0" w:colLast="0" w:name="s90lvi2u8ea6" w:id="5"/>
-    <w:bookmarkEnd w:id="5"/>
+    <w:bookmarkStart w:colFirst="0" w:colLast="0" w:name="s90lvi2u8ea6" w:id="8"/>
+    <w:bookmarkEnd w:id="8"/>
     <w:p>
       <w:pPr>
         <w:spacing w:line="240" w:lineRule="auto"/>
@@ -4405,7 +4411,7 @@
             <wp:extent cx="2752344" cy="1976769"/>
             <wp:effectExtent b="0" l="0" r="0" t="0"/>
             <wp:wrapSquare wrapText="bothSides" distB="114300" distT="114300" distL="114300" distR="114300"/>
-            <wp:docPr id="1" name="image20.jpg"/>
+            <wp:docPr id="11" name="image20.jpg"/>
             <a:graphic>
               <a:graphicData uri="http://schemas.openxmlformats.org/drawingml/2006/picture">
                 <pic:pic>
@@ -4592,8 +4598,8 @@
         </w:rPr>
       </w:r>
     </w:p>
-    <w:bookmarkStart w:colFirst="0" w:colLast="0" w:name="a4uxc12gk7ps" w:id="6"/>
-    <w:bookmarkEnd w:id="6"/>
+    <w:bookmarkStart w:colFirst="0" w:colLast="0" w:name="a4uxc12gk7ps" w:id="9"/>
+    <w:bookmarkEnd w:id="9"/>
     <w:p>
       <w:pPr>
         <w:ind w:right="735"/>
@@ -4654,7 +4660,16 @@
           <w:szCs w:val="28"/>
           <w:rtl w:val="0"/>
         </w:rPr>
-        <w:t xml:space="preserve">If in addition, the ground beyond the backwall slopes upward, erosion may force dirt between the end tread of the boardwalk and the stringer on which it is mounted, pushing the tread up.  To prevent this, </w:t>
+        <w:t xml:space="preserve">If in addition, the ground beyond the backwall slopes upward, erosion may force dirt between the end tread of the boardwalk and the stringer on which it is mounted, pushing the tread up.  </w:t>
+      </w:r>
+      <w:commentRangeStart w:id="4"/>
+      <w:r>
+        <w:rPr>
+          <w:sz w:val="28"/>
+          <w:szCs w:val="28"/>
+          <w:rtl w:val="0"/>
+        </w:rPr>
+        <w:t xml:space="preserve">To prevent this, </w:t>
       </w:r>
       <w:r>
         <w:rPr>
@@ -4670,7 +4685,19 @@
           <w:szCs w:val="28"/>
           <w:rtl w:val="0"/>
         </w:rPr>
-        <w:t xml:space="preserve"> height of the backwall may be increased, so its top is flush with the top of the treads instead of with the bottom of the treads.  For example, the backwall for 2x8 stringers may </w:t>
+        <w:t xml:space="preserve"> height of the backwall may be increased, so its top is flush with the top of the treads instead of with the bottom of the treads.</w:t>
+      </w:r>
+      <w:commentRangeEnd w:id="4"/>
+      <w:r>
+        <w:commentReference w:id="4"/>
+      </w:r>
+      <w:r>
+        <w:rPr>
+          <w:sz w:val="28"/>
+          <w:szCs w:val="28"/>
+          <w:rtl w:val="0"/>
+        </w:rPr>
+        <w:t xml:space="preserve">  For example, the backwall for 2x8 stringers may </w:t>
       </w:r>
       <w:r>
         <w:rPr>
@@ -4705,8 +4732,8 @@
         <w:t xml:space="preserve">” extending above the top of the stringers.</w:t>
       </w:r>
     </w:p>
-    <w:bookmarkStart w:colFirst="0" w:colLast="0" w:name="xcb9oa3n0yn8" w:id="7"/>
-    <w:bookmarkEnd w:id="7"/>
+    <w:bookmarkStart w:colFirst="0" w:colLast="0" w:name="xcb9oa3n0yn8" w:id="10"/>
+    <w:bookmarkEnd w:id="10"/>
     <w:p>
       <w:pPr>
         <w:keepNext w:val="0"/>
@@ -4815,12 +4842,12 @@
           <wp:inline distB="114300" distT="114300" distL="114300" distR="114300">
             <wp:extent cx="5943600" cy="2100072"/>
             <wp:effectExtent b="0" l="0" r="0" t="0"/>
-            <wp:docPr id="7" name="image18.png"/>
+            <wp:docPr id="14" name="image7.png"/>
             <a:graphic>
               <a:graphicData uri="http://schemas.openxmlformats.org/drawingml/2006/picture">
                 <pic:pic>
                   <pic:nvPicPr>
-                    <pic:cNvPr id="0" name="image18.png"/>
+                    <pic:cNvPr id="0" name="image7.png"/>
                     <pic:cNvPicPr preferRelativeResize="0"/>
                   </pic:nvPicPr>
                   <pic:blipFill>
@@ -4890,12 +4917,12 @@
             <wp:extent cx="2143125" cy="2143125"/>
             <wp:effectExtent b="0" l="0" r="0" t="0"/>
             <wp:wrapSquare wrapText="bothSides" distB="114300" distT="114300" distL="114300" distR="114300"/>
-            <wp:docPr id="5" name="image7.png"/>
+            <wp:docPr id="2" name="image10.png"/>
             <a:graphic>
               <a:graphicData uri="http://schemas.openxmlformats.org/drawingml/2006/picture">
                 <pic:pic>
                   <pic:nvPicPr>
-                    <pic:cNvPr id="0" name="image7.png"/>
+                    <pic:cNvPr id="0" name="image10.png"/>
                     <pic:cNvPicPr preferRelativeResize="0"/>
                   </pic:nvPicPr>
                   <pic:blipFill>
@@ -4978,7 +5005,7 @@
         </w:rPr>
         <w:t xml:space="preserve">2½” long, with a nut and (2) washers.  </w:t>
       </w:r>
-      <w:commentRangeStart w:id="4"/>
+      <w:commentRangeStart w:id="5"/>
       <w:r>
         <w:rPr>
           <w:sz w:val="28"/>
@@ -5007,9 +5034,9 @@
         </w:rPr>
         <w:t xml:space="preserve"> 3” long, with a washer</w:t>
       </w:r>
-      <w:commentRangeEnd w:id="4"/>
-      <w:r>
-        <w:commentReference w:id="4"/>
+      <w:commentRangeEnd w:id="5"/>
+      <w:r>
+        <w:commentReference w:id="5"/>
       </w:r>
       <w:r>
         <w:rPr>
@@ -5048,8 +5075,8 @@
         </w:rPr>
       </w:r>
     </w:p>
-    <w:bookmarkStart w:colFirst="0" w:colLast="0" w:name="opooz6en3jnm" w:id="8"/>
-    <w:bookmarkEnd w:id="8"/>
+    <w:bookmarkStart w:colFirst="0" w:colLast="0" w:name="opooz6en3jnm" w:id="11"/>
+    <w:bookmarkEnd w:id="11"/>
     <w:p>
       <w:pPr>
         <w:keepNext w:val="0"/>
@@ -5136,11 +5163,27 @@
           <w:szCs w:val="28"/>
           <w:rtl w:val="0"/>
         </w:rPr>
-        <w:t xml:space="preserve">Sometimes #1 lumber pieces are delivered with defects and should not be used.  Particular defects are knots that go all the way through the board and may pop out, and splits that go all the way through the board and may expand with time and separate the board into parts.  Another defect is bow which develops over the first months after delivery: it appears that the heartwood side (of an occasional board) has moisture left over from kiln drying and contracts more than the green side</w:t>
-      </w:r>
-    </w:p>
-    <w:bookmarkStart w:colFirst="0" w:colLast="0" w:name="vp53qjqxyjt6" w:id="9"/>
-    <w:bookmarkEnd w:id="9"/>
+        <w:t xml:space="preserve">Sometimes #1 lumber pieces are delivered with defects and should not be used.  Particular defects are knots that go all the way through the board and may pop out, and splits that go all the way through the board and may expand with time and separate the board into parts.  Another defect </w:t>
+      </w:r>
+      <w:r>
+        <w:rPr>
+          <w:sz w:val="28"/>
+          <w:szCs w:val="28"/>
+          <w:rtl w:val="0"/>
+        </w:rPr>
+        <w:t xml:space="preserve">is bow</w:t>
+      </w:r>
+      <w:r>
+        <w:rPr>
+          <w:sz w:val="28"/>
+          <w:szCs w:val="28"/>
+          <w:rtl w:val="0"/>
+        </w:rPr>
+        <w:t xml:space="preserve"> which develops over the first months after delivery: it appears that the heartwood side (of an occasional board) has moisture left over from kiln drying and contracts more than the green side.</w:t>
+      </w:r>
+    </w:p>
+    <w:bookmarkStart w:colFirst="0" w:colLast="0" w:name="vp53qjqxyjt6" w:id="12"/>
+    <w:bookmarkEnd w:id="12"/>
     <w:p>
       <w:pPr>
         <w:keepNext w:val="0"/>
@@ -5180,7 +5223,7 @@
           <w:szCs w:val="28"/>
           <w:rtl w:val="0"/>
         </w:rPr>
-        <w:t xml:space="preserve"> – The length of a hex-head bolt must be exactly the thickness of the wood it goes through plus 1”.  This is because only 1” of such a bolt is threaded.  For example, the bolt attaching a 2x8 stringer to a T-strap goes through 1½” of wood, and therefore should be 2½” long.</w:t>
+        <w:t xml:space="preserve"> – The length of a hex-head bolt must be exactly the thickness of the wood it goes through plus 1”.  This is because only 1” of such a bolt is threaded (for bolts 8” and longer 1¼” is threaded).  For example, the bolt attaching a 2x8 stringer to a T-strap goes through 1½” of wood, and therefore should be 2½” long.</w:t>
       </w:r>
     </w:p>
     <w:p>
@@ -5245,8 +5288,8 @@
         <w:t xml:space="preserve">To tighten or loosen a hex-head bolt you need (2) wrenches, one for the head and one for the nut.</w:t>
       </w:r>
     </w:p>
-    <w:bookmarkStart w:colFirst="0" w:colLast="0" w:name="uk8jwau59hn6" w:id="10"/>
-    <w:bookmarkEnd w:id="10"/>
+    <w:bookmarkStart w:colFirst="0" w:colLast="0" w:name="uk8jwau59hn6" w:id="13"/>
+    <w:bookmarkEnd w:id="13"/>
     <w:p>
       <w:pPr>
         <w:keepNext w:val="0"/>
@@ -6107,8 +6150,8 @@
         <w:t xml:space="preserve">A lag screw must have a washer under its head.  Both the lag screw and washer must be hot dipped.</w:t>
       </w:r>
     </w:p>
-    <w:bookmarkStart w:colFirst="0" w:colLast="0" w:name="r5svkvqzcll5" w:id="11"/>
-    <w:bookmarkEnd w:id="11"/>
+    <w:bookmarkStart w:colFirst="0" w:colLast="0" w:name="r5svkvqzcll5" w:id="14"/>
+    <w:bookmarkEnd w:id="14"/>
     <w:p>
       <w:pPr>
         <w:keepNext w:val="0"/>
@@ -6586,7 +6629,7 @@
           <w:szCs w:val="28"/>
         </w:rPr>
       </w:pPr>
-      <w:commentRangeStart w:id="5"/>
+      <w:commentRangeStart w:id="6"/>
       <w:r>
         <w:rPr>
           <w:sz w:val="28"/>
@@ -6595,9 +6638,9 @@
         </w:rPr>
         <w:t xml:space="preserve">Now you can determine the height of the top of each sill, which is the height of the tread level mark above ground minus the height of the stringers (7¼“ for 2x8’s or 5½“ for 2x6’s) minus 2 feet.</w:t>
       </w:r>
-      <w:commentRangeEnd w:id="5"/>
-      <w:r>
-        <w:commentReference w:id="5"/>
+      <w:commentRangeEnd w:id="6"/>
+      <w:r>
+        <w:commentReference w:id="6"/>
       </w:r>
       <w:r>
         <w:rPr>
@@ -6878,8 +6921,8 @@
         </w:rPr>
       </w:r>
     </w:p>
-    <w:bookmarkStart w:colFirst="0" w:colLast="0" w:name="pst0sl66bu2b" w:id="12"/>
-    <w:bookmarkEnd w:id="12"/>
+    <w:bookmarkStart w:colFirst="0" w:colLast="0" w:name="pst0sl66bu2b" w:id="15"/>
+    <w:bookmarkEnd w:id="15"/>
     <w:p>
       <w:pPr>
         <w:widowControl w:val="0"/>
@@ -6945,7 +6988,7 @@
           <w:szCs w:val="28"/>
           <w:rtl w:val="0"/>
         </w:rPr>
-        <w:t xml:space="preserve">When placing a sill, the far ends of stringers on one side of the sill already have a determined height.  One of these stringers can be used as an 8 foot (or 6 foot) long `level’ to propagate this height to the position of the new sill.  The new sill can then be installed at the right height.  If the stringer is to shift height, put one or more treads on top of the new sill </w:t>
+        <w:t xml:space="preserve">When placing a sill, the far ends of stringers on one side of the sill already have a determined height.  One of these stringers can be used as an 8 foot (or 6 foot) long `level’ to propagate this height to the position of the new sill.  The new sill can then be installed at the right height.  If the stringer is to shift height downward, put one or more treads on top of the new sill </w:t>
       </w:r>
       <w:r>
         <w:rPr>
@@ -6961,7 +7004,7 @@
           <w:szCs w:val="28"/>
           <w:rtl w:val="0"/>
         </w:rPr>
-        <w:t xml:space="preserve"> during placement, so that the top of the topmost tread is the same height as the other end of the stringer.</w:t>
+        <w:t xml:space="preserve"> during placement, so that the top of the topmost of these treads is the same height as the other end of the stringer, and the stringer is level.</w:t>
       </w:r>
     </w:p>
     <w:p>
@@ -7131,7 +7174,7 @@
         </w:rPr>
         <w:t xml:space="preserve">– </w:t>
       </w:r>
-      <w:commentRangeStart w:id="6"/>
+      <w:commentRangeStart w:id="7"/>
       <w:r>
         <w:rPr>
           <w:color w:val="cc0000"/>
@@ -7141,9 +7184,9 @@
         </w:rPr>
         <w:t xml:space="preserve">(Section To Be Deleted?)</w:t>
       </w:r>
-      <w:commentRangeEnd w:id="6"/>
-      <w:r>
-        <w:commentReference w:id="6"/>
+      <w:commentRangeEnd w:id="7"/>
+      <w:r>
+        <w:commentReference w:id="7"/>
       </w:r>
       <w:r>
         <w:rPr>
@@ -7226,12 +7269,12 @@
           <wp:inline distB="19050" distT="19050" distL="19050" distR="19050">
             <wp:extent cx="4564380" cy="3642360"/>
             <wp:effectExtent b="0" l="0" r="0" t="0"/>
-            <wp:docPr id="10" name="image8.png"/>
+            <wp:docPr id="6" name="image2.png"/>
             <a:graphic>
               <a:graphicData uri="http://schemas.openxmlformats.org/drawingml/2006/picture">
                 <pic:pic>
                   <pic:nvPicPr>
-                    <pic:cNvPr id="0" name="image8.png"/>
+                    <pic:cNvPr id="0" name="image2.png"/>
                     <pic:cNvPicPr preferRelativeResize="0"/>
                   </pic:nvPicPr>
                   <pic:blipFill>
@@ -7459,7 +7502,7 @@
         </w:rPr>
         <w:t xml:space="preserve"> </w:t>
       </w:r>
-      <w:commentRangeStart w:id="7"/>
+      <w:commentRangeStart w:id="8"/>
       <w:r>
         <w:rPr>
           <w:color w:val="cc0000"/>
@@ -7488,9 +7531,9 @@
         </w:rPr>
         <w:t xml:space="preserve"> </w:t>
       </w:r>
-      <w:commentRangeEnd w:id="7"/>
-      <w:r>
-        <w:commentReference w:id="7"/>
+      <w:commentRangeEnd w:id="8"/>
+      <w:r>
+        <w:commentReference w:id="8"/>
       </w:r>
       <w:r>
         <w:rPr>
@@ -7565,12 +7608,12 @@
           <wp:inline distB="19050" distT="19050" distL="19050" distR="19050">
             <wp:extent cx="4831080" cy="2895600"/>
             <wp:effectExtent b="0" l="0" r="0" t="0"/>
-            <wp:docPr id="6" name="image19.png"/>
+            <wp:docPr id="3" name="image5.png"/>
             <a:graphic>
               <a:graphicData uri="http://schemas.openxmlformats.org/drawingml/2006/picture">
                 <pic:pic>
                   <pic:nvPicPr>
-                    <pic:cNvPr id="0" name="image19.png"/>
+                    <pic:cNvPr id="0" name="image5.png"/>
                     <pic:cNvPicPr preferRelativeResize="0"/>
                   </pic:nvPicPr>
                   <pic:blipFill>
@@ -7706,8 +7749,8 @@
         </w:rPr>
       </w:r>
     </w:p>
-    <w:bookmarkStart w:colFirst="0" w:colLast="0" w:name="31kv7uq2x6i8" w:id="13"/>
-    <w:bookmarkEnd w:id="13"/>
+    <w:bookmarkStart w:colFirst="0" w:colLast="0" w:name="31kv7uq2x6i8" w:id="16"/>
+    <w:bookmarkEnd w:id="16"/>
     <w:p>
       <w:pPr>
         <w:keepNext w:val="0"/>
@@ -8197,12 +8240,12 @@
           <wp:inline distB="114300" distT="114300" distL="114300" distR="114300">
             <wp:extent cx="5943600" cy="2228850"/>
             <wp:effectExtent b="0" l="0" r="0" t="0"/>
-            <wp:docPr id="13" name="image11.png"/>
+            <wp:docPr id="16" name="image18.png"/>
             <a:graphic>
               <a:graphicData uri="http://schemas.openxmlformats.org/drawingml/2006/picture">
                 <pic:pic>
                   <pic:nvPicPr>
-                    <pic:cNvPr id="0" name="image11.png"/>
+                    <pic:cNvPr id="0" name="image18.png"/>
                     <pic:cNvPicPr preferRelativeResize="0"/>
                   </pic:nvPicPr>
                   <pic:blipFill>
@@ -8232,8 +8275,8 @@
         </w:rPr>
       </w:r>
     </w:p>
-    <w:bookmarkStart w:colFirst="0" w:colLast="0" w:name="sp3es5m8yb2p" w:id="14"/>
-    <w:bookmarkEnd w:id="14"/>
+    <w:bookmarkStart w:colFirst="0" w:colLast="0" w:name="sp3es5m8yb2p" w:id="17"/>
+    <w:bookmarkEnd w:id="17"/>
     <w:p>
       <w:pPr>
         <w:keepNext w:val="0"/>
@@ -8298,6 +8341,7 @@
           <w:szCs w:val="28"/>
         </w:rPr>
       </w:pPr>
+      <w:commentRangeStart w:id="9"/>
       <w:r>
         <w:rPr>
           <w:sz w:val="28"/>
@@ -8305,6 +8349,15 @@
           <w:rtl w:val="0"/>
         </w:rPr>
         <w:t xml:space="preserve">Treads at the ends of a boardwalk section should be flush with the stringer ends.  Then if stringers from joining sections are separated by ½”, the treads at the ends of these sections will be separated by a standard ½” gap.</w:t>
+      </w:r>
+      <w:commentRangeEnd w:id="9"/>
+      <w:r>
+        <w:commentReference w:id="9"/>
+      </w:r>
+      <w:r>
+        <w:rPr>
+          <w:rtl w:val="0"/>
+        </w:rPr>
       </w:r>
     </w:p>
     <w:p>
@@ -8401,8 +8454,8 @@
         <w:t xml:space="preserve">” gap between treads in the middle of the boardwalk section.  Then cut a tread to have only a 2½” width and mount it in the middle of the gap.</w:t>
       </w:r>
     </w:p>
-    <w:bookmarkStart w:colFirst="0" w:colLast="0" w:name="ev2r5or85v6e" w:id="15"/>
-    <w:bookmarkEnd w:id="15"/>
+    <w:bookmarkStart w:colFirst="0" w:colLast="0" w:name="ev2r5or85v6e" w:id="18"/>
+    <w:bookmarkEnd w:id="18"/>
     <w:p>
       <w:pPr>
         <w:keepNext w:val="0"/>
@@ -8471,12 +8524,12 @@
           <wp:inline distB="114300" distT="114300" distL="114300" distR="114300">
             <wp:extent cx="5952744" cy="2628123"/>
             <wp:effectExtent b="0" l="0" r="0" t="0"/>
-            <wp:docPr id="12" name="image5.png"/>
+            <wp:docPr id="7" name="image13.png"/>
             <a:graphic>
               <a:graphicData uri="http://schemas.openxmlformats.org/drawingml/2006/picture">
                 <pic:pic>
                   <pic:nvPicPr>
-                    <pic:cNvPr id="0" name="image5.png"/>
+                    <pic:cNvPr id="0" name="image13.png"/>
                     <pic:cNvPicPr preferRelativeResize="0"/>
                   </pic:nvPicPr>
                   <pic:blipFill>
@@ -8536,12 +8589,12 @@
           <wp:inline distB="114300" distT="114300" distL="114300" distR="114300">
             <wp:extent cx="5943600" cy="2763774"/>
             <wp:effectExtent b="0" l="0" r="0" t="0"/>
-            <wp:docPr id="2" name="image16.png"/>
+            <wp:docPr id="12" name="image15.png"/>
             <a:graphic>
               <a:graphicData uri="http://schemas.openxmlformats.org/drawingml/2006/picture">
                 <pic:pic>
                   <pic:nvPicPr>
-                    <pic:cNvPr id="0" name="image16.png"/>
+                    <pic:cNvPr id="0" name="image15.png"/>
                     <pic:cNvPicPr preferRelativeResize="0"/>
                   </pic:nvPicPr>
                   <pic:blipFill>
@@ -8632,7 +8685,7 @@
           <wp:inline distB="114300" distT="114300" distL="114300" distR="114300">
             <wp:extent cx="5943600" cy="3199638"/>
             <wp:effectExtent b="0" l="0" r="0" t="0"/>
-            <wp:docPr id="11" name="image1.png"/>
+            <wp:docPr id="15" name="image1.png"/>
             <a:graphic>
               <a:graphicData uri="http://schemas.openxmlformats.org/drawingml/2006/picture">
                 <pic:pic>
@@ -8695,7 +8748,7 @@
           <w:szCs w:val="28"/>
           <w:rtl w:val="0"/>
         </w:rPr>
-        <w:t xml:space="preserve">A diagonal cut in a normal 2x6 3 foot tread makes two tapered treads (or one tapered tread and a waste piece).  If the lengths of the ends of one of the tapered treads sum to 5½”, two geometrically identical tapered treads will be made.  If the end lengths are 1½” and 4”, these will be </w:t>
+        <w:t xml:space="preserve">A diagonal cut in a normal 2x6 3 foot tread makes two tapered treads (or one tapered tread and a waste piece).  If the lengths of the two ends of one of the tapered treads sum to 5½”, two geometrically identical tapered treads will be made.  If the end lengths are 1½” and 4”, these will be </w:t>
       </w:r>
       <w:r>
         <w:rPr>
@@ -8728,12 +8781,12 @@
             <wp:extent cx="3657600" cy="3265714"/>
             <wp:effectExtent b="0" l="0" r="0" t="0"/>
             <wp:wrapSquare wrapText="bothSides" distB="114300" distT="114300" distL="114300" distR="114300"/>
-            <wp:docPr id="18" name="image15.png"/>
+            <wp:docPr id="9" name="image9.png"/>
             <a:graphic>
               <a:graphicData uri="http://schemas.openxmlformats.org/drawingml/2006/picture">
                 <pic:pic>
                   <pic:nvPicPr>
-                    <pic:cNvPr id="0" name="image15.png"/>
+                    <pic:cNvPr id="0" name="image9.png"/>
                     <pic:cNvPicPr preferRelativeResize="0"/>
                   </pic:nvPicPr>
                   <pic:blipFill>
@@ -9001,8 +9054,8 @@
         </w:rPr>
       </w:r>
     </w:p>
-    <w:bookmarkStart w:colFirst="0" w:colLast="0" w:name="sboclx58b9kz" w:id="16"/>
-    <w:bookmarkEnd w:id="16"/>
+    <w:bookmarkStart w:colFirst="0" w:colLast="0" w:name="sboclx58b9kz" w:id="19"/>
+    <w:bookmarkEnd w:id="19"/>
     <w:p>
       <w:pPr>
         <w:keepNext w:val="0"/>
@@ -10792,7 +10845,7 @@
           <w:szCs w:val="28"/>
         </w:rPr>
       </w:pPr>
-      <w:commentRangeStart w:id="8"/>
+      <w:commentRangeStart w:id="10"/>
       <w:r>
         <w:rPr>
           <w:sz w:val="28"/>
@@ -10835,9 +10888,9 @@
         </w:rPr>
         <w:t xml:space="preserve"> ends.</w:t>
       </w:r>
-      <w:commentRangeEnd w:id="8"/>
-      <w:r>
-        <w:commentReference w:id="8"/>
+      <w:commentRangeEnd w:id="10"/>
+      <w:r>
+        <w:commentReference w:id="10"/>
       </w:r>
       <w:r>
         <w:rPr>
@@ -10957,8 +11010,8 @@
         <w:t xml:space="preserve">Treads should have at least one tread screw into each stringer.  For a stringer pair, there should be one tread screw into each stringer of the pair.</w:t>
       </w:r>
     </w:p>
-    <w:bookmarkStart w:colFirst="0" w:colLast="0" w:name="w3ls5t81tc98" w:id="17"/>
-    <w:bookmarkEnd w:id="17"/>
+    <w:bookmarkStart w:colFirst="0" w:colLast="0" w:name="w3ls5t81tc98" w:id="20"/>
+    <w:bookmarkEnd w:id="20"/>
     <w:p>
       <w:pPr>
         <w:keepNext w:val="0"/>
@@ -11104,8 +11157,8 @@
         <w:t xml:space="preserve">For example, suppose we want to use (2) rough cut 10x10 stringers instead of (10) 2x12 stringers.  For the (10) 2x12 stringers we have stringer height 11¼”, sum of widths 10x1½” = 15”, span 22 feet.  For the (2) rough cut 10x10 stringers we have height 10”, sum of widths 2x10” = 20”, span 22 feet times (10”/11¼”) times cube root of (20”/15”) equals 21.5 feet.  But the weight of a 24 foot rough cut 10x10 is (10/12)’ x (10/12)’ x 24’ x 34 lbf/cuft = 567 lb, while the weight of a 24 foot 2x12 is (11¼/12)’ x (1½/12)’ x 24’ x 34 lb/cuft = 96 lb,  which is why we prefer 2x stringers.</w:t>
       </w:r>
     </w:p>
-    <w:bookmarkStart w:colFirst="0" w:colLast="0" w:name="201uxrpzdvf1" w:id="18"/>
-    <w:bookmarkEnd w:id="18"/>
+    <w:bookmarkStart w:colFirst="0" w:colLast="0" w:name="201uxrpzdvf1" w:id="21"/>
+    <w:bookmarkEnd w:id="21"/>
     <w:p>
       <w:pPr>
         <w:keepNext w:val="0"/>
@@ -11145,7 +11198,7 @@
           <w:szCs w:val="28"/>
           <w:rtl w:val="0"/>
         </w:rPr>
-        <w:t xml:space="preserve"> - If a bridge section would have tread tops more than 3 feet about ground, or the stream or gully over which the bridge section passes has deep water during much of the year, then rails must be added to the bridge section to make it a bridge.  The rails are added to posts, and the posts are supported by post sills and post braces.</w:t>
+        <w:t xml:space="preserve"> - If a bridge section would have tread tops more than 3 feet above ground, or the stream or gully over which the bridge section passes has deep water during much of the year, then rails must be added to the bridge section to make it a bridge.  The rails are added to posts, and the posts are supported by post sills and post braces.</w:t>
       </w:r>
     </w:p>
     <w:p>
@@ -11179,12 +11232,12 @@
           <wp:inline distB="114300" distT="114300" distL="114300" distR="114300">
             <wp:extent cx="5952744" cy="3881821"/>
             <wp:effectExtent b="0" l="0" r="0" t="0"/>
-            <wp:docPr id="16" name="image6.png"/>
+            <wp:docPr id="19" name="image12.png"/>
             <a:graphic>
               <a:graphicData uri="http://schemas.openxmlformats.org/drawingml/2006/picture">
                 <pic:pic>
                   <pic:nvPicPr>
-                    <pic:cNvPr id="0" name="image6.png"/>
+                    <pic:cNvPr id="0" name="image12.png"/>
                     <pic:cNvPicPr preferRelativeResize="0"/>
                   </pic:nvPicPr>
                   <pic:blipFill>
@@ -11245,12 +11298,12 @@
           <wp:inline distB="114300" distT="114300" distL="114300" distR="114300">
             <wp:extent cx="5943600" cy="2387346"/>
             <wp:effectExtent b="0" l="0" r="0" t="0"/>
-            <wp:docPr id="8" name="image13.png"/>
+            <wp:docPr id="4" name="image3.png"/>
             <a:graphic>
               <a:graphicData uri="http://schemas.openxmlformats.org/drawingml/2006/picture">
                 <pic:pic>
                   <pic:nvPicPr>
-                    <pic:cNvPr id="0" name="image13.png"/>
+                    <pic:cNvPr id="0" name="image3.png"/>
                     <pic:cNvPicPr preferRelativeResize="0"/>
                   </pic:nvPicPr>
                   <pic:blipFill>
@@ -11308,7 +11361,27 @@
           <w:szCs w:val="28"/>
           <w:rtl w:val="0"/>
         </w:rPr>
-        <w:t xml:space="preserve">The stringers, backwalls, and treads form a bridge section, with the following differences.  The treads are 4 feet wide, and their ends are flush with the outsides of the outside stringers (there is </w:t>
+        <w:t xml:space="preserve">The stringers, backwalls, and treads form a </w:t>
+      </w:r>
+      <w:hyperlink w:anchor="sboclx58b9kz">
+        <w:r>
+          <w:rPr>
+            <w:color w:val="1155cc"/>
+            <w:sz w:val="28"/>
+            <w:szCs w:val="28"/>
+            <w:u w:val="single"/>
+            <w:rtl w:val="0"/>
+          </w:rPr>
+          <w:t xml:space="preserve">bridge section</w:t>
+        </w:r>
+      </w:hyperlink>
+      <w:r>
+        <w:rPr>
+          <w:sz w:val="28"/>
+          <w:szCs w:val="28"/>
+          <w:rtl w:val="0"/>
+        </w:rPr>
+        <w:t xml:space="preserve">, with the following differences.  The treads are 4 feet wide, and their ends are flush with the outsides of the outside stringers (there is </w:t>
       </w:r>
       <w:r>
         <w:rPr>
@@ -11325,11 +11398,51 @@
           <w:szCs w:val="28"/>
           <w:rtl w:val="0"/>
         </w:rPr>
-        <w:t xml:space="preserve"> cantilever). There is no blocking – the treads and post sills together are sufficient to keep the stringers in position.</w:t>
-      </w:r>
-    </w:p>
-    <w:bookmarkStart w:colFirst="0" w:colLast="0" w:name="rh6ce4unpw6z" w:id="19"/>
-    <w:bookmarkEnd w:id="19"/>
+        <w:t xml:space="preserve"> </w:t>
+      </w:r>
+      <w:hyperlink w:anchor="p6vrzm3ejo4w">
+        <w:r>
+          <w:rPr>
+            <w:color w:val="1155cc"/>
+            <w:sz w:val="28"/>
+            <w:szCs w:val="28"/>
+            <w:u w:val="single"/>
+            <w:rtl w:val="0"/>
+          </w:rPr>
+          <w:t xml:space="preserve">cantilever</w:t>
+        </w:r>
+      </w:hyperlink>
+      <w:r>
+        <w:rPr>
+          <w:sz w:val="28"/>
+          <w:szCs w:val="28"/>
+          <w:rtl w:val="0"/>
+        </w:rPr>
+        <w:t xml:space="preserve">). There is no </w:t>
+      </w:r>
+      <w:hyperlink w:anchor="8ifw0ykz1uaw">
+        <w:r>
+          <w:rPr>
+            <w:color w:val="1155cc"/>
+            <w:sz w:val="28"/>
+            <w:szCs w:val="28"/>
+            <w:u w:val="single"/>
+            <w:rtl w:val="0"/>
+          </w:rPr>
+          <w:t xml:space="preserve">blocking</w:t>
+        </w:r>
+      </w:hyperlink>
+      <w:r>
+        <w:rPr>
+          <w:sz w:val="28"/>
+          <w:szCs w:val="28"/>
+          <w:rtl w:val="0"/>
+        </w:rPr>
+        <w:t xml:space="preserve"> – the treads and post sills together are sufficient to keep the stringers in position.</w:t>
+      </w:r>
+    </w:p>
+    <w:bookmarkStart w:colFirst="0" w:colLast="0" w:name="rh6ce4unpw6z" w:id="22"/>
+    <w:bookmarkEnd w:id="22"/>
     <w:p>
       <w:pPr>
         <w:keepNext w:val="0"/>
@@ -11605,8 +11718,8 @@
         <w:t xml:space="preserve">Distance from end of span to nearest post center: at most 12”. </w:t>
       </w:r>
     </w:p>
-    <w:bookmarkStart w:colFirst="0" w:colLast="0" w:name="iabrjugxdx38" w:id="20"/>
-    <w:bookmarkEnd w:id="20"/>
+    <w:bookmarkStart w:colFirst="0" w:colLast="0" w:name="iabrjugxdx38" w:id="23"/>
+    <w:bookmarkEnd w:id="23"/>
     <w:p>
       <w:pPr>
         <w:keepNext w:val="0"/>
@@ -11678,7 +11791,7 @@
           <w:szCs w:val="28"/>
           <w:rtl w:val="0"/>
         </w:rPr>
-        <w:t xml:space="preserve"> is cut flush with the post (at a slant).  </w:t>
+        <w:t xml:space="preserve"> is cut flush with the post (at a slant so it is flush with the outside of the middle rail).  </w:t>
       </w:r>
       <w:r>
         <w:rPr>
@@ -11792,7 +11905,23 @@
           <w:szCs w:val="28"/>
           <w:rtl w:val="0"/>
         </w:rPr>
-        <w:t xml:space="preserve"> – 2x4s.  Top is 24” </w:t>
+        <w:t xml:space="preserve"> – 2x4s.  </w:t>
+      </w:r>
+      <w:r>
+        <w:rPr>
+          <w:sz w:val="28"/>
+          <w:szCs w:val="28"/>
+          <w:rtl w:val="0"/>
+        </w:rPr>
+        <w:t xml:space="preserve">Top</w:t>
+      </w:r>
+      <w:r>
+        <w:rPr>
+          <w:sz w:val="28"/>
+          <w:szCs w:val="28"/>
+          <w:rtl w:val="0"/>
+        </w:rPr>
+        <w:t xml:space="preserve"> is 24” </w:t>
       </w:r>
       <w:r>
         <w:rPr>
@@ -11808,7 +11937,23 @@
           <w:szCs w:val="28"/>
           <w:rtl w:val="0"/>
         </w:rPr>
-        <w:t xml:space="preserve"> of stringers (24”-1½” </w:t>
+        <w:t xml:space="preserve"> </w:t>
+      </w:r>
+      <w:r>
+        <w:rPr>
+          <w:sz w:val="28"/>
+          <w:szCs w:val="28"/>
+          <w:rtl w:val="0"/>
+        </w:rPr>
+        <w:t xml:space="preserve">of stringers</w:t>
+      </w:r>
+      <w:r>
+        <w:rPr>
+          <w:sz w:val="28"/>
+          <w:szCs w:val="28"/>
+          <w:rtl w:val="0"/>
+        </w:rPr>
+        <w:t xml:space="preserve"> (24”-1½” </w:t>
       </w:r>
       <w:r>
         <w:rPr>
@@ -11840,7 +11985,7 @@
           <w:szCs w:val="28"/>
           <w:rtl w:val="0"/>
         </w:rPr>
-        <w:t xml:space="preserve">.  See </w:t>
+        <w:t xml:space="preserve">).  See </w:t>
       </w:r>
       <w:hyperlink w:anchor="iabrjugxdx38">
         <w:r>
@@ -11902,7 +12047,39 @@
           <w:szCs w:val="28"/>
           <w:rtl w:val="0"/>
         </w:rPr>
-        <w:t xml:space="preserve"> – 2x6s.  Bottom is 3½” above tread tops (5” above stringer tops).  Length of rail equals span.</w:t>
+        <w:t xml:space="preserve"> – 2x6s.  </w:t>
+      </w:r>
+      <w:r>
+        <w:rPr>
+          <w:sz w:val="28"/>
+          <w:szCs w:val="28"/>
+          <w:rtl w:val="0"/>
+        </w:rPr>
+        <w:t xml:space="preserve">Bottom</w:t>
+      </w:r>
+      <w:r>
+        <w:rPr>
+          <w:sz w:val="28"/>
+          <w:szCs w:val="28"/>
+          <w:rtl w:val="0"/>
+        </w:rPr>
+        <w:t xml:space="preserve"> </w:t>
+      </w:r>
+      <w:r>
+        <w:rPr>
+          <w:sz w:val="28"/>
+          <w:szCs w:val="28"/>
+          <w:rtl w:val="0"/>
+        </w:rPr>
+        <w:t xml:space="preserve">of rail</w:t>
+      </w:r>
+      <w:r>
+        <w:rPr>
+          <w:sz w:val="28"/>
+          <w:szCs w:val="28"/>
+          <w:rtl w:val="0"/>
+        </w:rPr>
+        <w:t xml:space="preserve"> is 3½” above tread tops (5” above stringer tops).  Length of rail equals span.</w:t>
       </w:r>
     </w:p>
     <w:p>
@@ -11960,7 +12137,7 @@
           <w:szCs w:val="28"/>
           <w:rtl w:val="0"/>
         </w:rPr>
-        <w:t xml:space="preserve"> is such that </w:t>
+        <w:t xml:space="preserve"> of rail is such that </w:t>
       </w:r>
       <w:r>
         <w:rPr>
@@ -12049,8 +12226,8 @@
         </w:rPr>
       </w:r>
     </w:p>
-    <w:bookmarkStart w:colFirst="0" w:colLast="0" w:name="r4lv7bhi4aef" w:id="21"/>
-    <w:bookmarkEnd w:id="21"/>
+    <w:bookmarkStart w:colFirst="0" w:colLast="0" w:name="r4lv7bhi4aef" w:id="24"/>
+    <w:bookmarkEnd w:id="24"/>
     <w:p>
       <w:pPr>
         <w:keepNext w:val="0"/>
@@ -12161,7 +12338,7 @@
             <wp:extent cx="3810000" cy="2619375"/>
             <wp:effectExtent b="0" l="0" r="0" t="0"/>
             <wp:wrapSquare wrapText="bothSides" distB="114300" distT="114300" distL="114300" distR="114300"/>
-            <wp:docPr id="9" name="image17.png"/>
+            <wp:docPr id="5" name="image17.png"/>
             <a:graphic>
               <a:graphicData uri="http://schemas.openxmlformats.org/drawingml/2006/picture">
                 <pic:pic>
@@ -12291,7 +12468,7 @@
         </w:rPr>
         <w:t xml:space="preserve"> – Each post is connected to a post sill by a Simpson String-Tie </w:t>
       </w:r>
-      <w:commentRangeStart w:id="9"/>
+      <w:commentRangeStart w:id="11"/>
       <w:r>
         <w:rPr>
           <w:sz w:val="28"/>
@@ -12300,9 +12477,9 @@
         </w:rPr>
         <w:t xml:space="preserve">EPC4Z</w:t>
       </w:r>
-      <w:commentRangeEnd w:id="9"/>
-      <w:r>
-        <w:commentReference w:id="9"/>
+      <w:commentRangeEnd w:id="11"/>
+      <w:r>
+        <w:commentReference w:id="11"/>
       </w:r>
       <w:r>
         <w:rPr>
@@ -12325,12 +12502,12 @@
             <wp:extent cx="3810000" cy="1905000"/>
             <wp:effectExtent b="0" l="0" r="0" t="0"/>
             <wp:wrapSquare wrapText="bothSides" distB="114300" distT="114300" distL="114300" distR="114300"/>
-            <wp:docPr id="19" name="image9.png"/>
+            <wp:docPr id="20" name="image11.png"/>
             <a:graphic>
               <a:graphicData uri="http://schemas.openxmlformats.org/drawingml/2006/picture">
                 <pic:pic>
                   <pic:nvPicPr>
-                    <pic:cNvPr id="0" name="image9.png"/>
+                    <pic:cNvPr id="0" name="image11.png"/>
                     <pic:cNvPicPr preferRelativeResize="0"/>
                   </pic:nvPicPr>
                   <pic:blipFill>
@@ -12489,7 +12666,7 @@
           <w:szCs w:val="28"/>
           <w:rtl w:val="0"/>
         </w:rPr>
-        <w:t xml:space="preserve">” length is unavailable), and for a single stringer they are 6” long.</w:t>
+        <w:t xml:space="preserve">” length may be unavailable), and for a single stringer they are 6” long.</w:t>
       </w:r>
     </w:p>
     <w:p>
@@ -12593,7 +12770,7 @@
           <w:szCs w:val="28"/>
           <w:rtl w:val="0"/>
         </w:rPr>
-        <w:t xml:space="preserve"> – A rail is attached to a post by a 6” single carriage bolt or 4” flat headed timber screw.  These do not have sharp edges which can catch on people’s clothes.</w:t>
+        <w:t xml:space="preserve"> – A rail is attached to a post by one or two 6” carriage bolts or 4” flat headed timber screws.  These do not have sharp edges which can catch on people’s clothes.</w:t>
       </w:r>
     </w:p>
     <w:p>
@@ -12635,7 +12812,7 @@
           <w:szCs w:val="28"/>
           <w:rtl w:val="0"/>
         </w:rPr>
-        <w:t xml:space="preserve"> – A cap may be attached to the posts it sits on with tread screws.  This violates the rule that non-lag-screws must not be driven into end-grain, but this is acceptable as the screws are not subject to withdrawal force.</w:t>
+        <w:t xml:space="preserve"> – A cap may be attached to the posts it sits on with tread screws.  This violates the rule that non-lag-screws must not be driven into end-grain, but is acceptable as the screws are not subject to withdrawal force.</w:t>
       </w:r>
     </w:p>
     <w:p>
@@ -12889,7 +13066,7 @@
           <w:vertAlign w:val="baseline"/>
           <w:rtl w:val="0"/>
         </w:rPr>
-        <w:t xml:space="preserve"> #2 ground contact</w:t>
+        <w:t xml:space="preserve"> #2 or #1 ground contact</w:t>
       </w:r>
       <w:r>
         <w:rPr>
@@ -12916,7 +13093,7 @@
           <w:vertAlign w:val="baseline"/>
           <w:rtl w:val="0"/>
         </w:rPr>
-        <w:t xml:space="preserve">pressure treated southern pine. </w:t>
+        <w:t xml:space="preserve">pressure treated southern pine.</w:t>
       </w:r>
     </w:p>
     <w:p>
@@ -12954,7 +13131,7 @@
           <w:szCs w:val="28"/>
           <w:rtl w:val="0"/>
         </w:rPr>
-        <w:t xml:space="preserve">ual wall, smooth interior, corrugated exterior, high density polyethylene (HDPE) pipe (e.g., Advanced Drainage Systems N-12)</w:t>
+        <w:t xml:space="preserve">ual wall, smooth interior, corrugated exterior, high density polyethylene (HDPE) pipe (e.g., Advanced Drainage Systems N-12).</w:t>
       </w:r>
     </w:p>
     <w:p>
@@ -13049,25 +13226,17 @@
           <w:vertAlign w:val="baseline"/>
           <w:rtl w:val="0"/>
         </w:rPr>
-        <w:t xml:space="preserve"> #1 pressure treated southern pine. </w:t>
-      </w:r>
-    </w:p>
-    <w:p>
-      <w:pPr>
-        <w:keepNext w:val="0"/>
-        <w:keepLines w:val="0"/>
-        <w:pageBreakBefore w:val="0"/>
-        <w:widowControl w:val="0"/>
-        <w:pBdr>
-          <w:top w:space="0" w:sz="0" w:val="nil"/>
-          <w:left w:space="0" w:sz="0" w:val="nil"/>
-          <w:bottom w:space="0" w:sz="0" w:val="nil"/>
-          <w:right w:space="0" w:sz="0" w:val="nil"/>
-          <w:between w:space="0" w:sz="0" w:val="nil"/>
-        </w:pBdr>
-        <w:shd w:fill="auto" w:val="clear"/>
-        <w:spacing w:after="0" w:before="267.918701171875" w:line="240" w:lineRule="auto"/>
-        <w:ind w:left="0" w:right="735" w:firstLine="0"/>
+        <w:t xml:space="preserve"> #1 ground contac</w:t>
+      </w:r>
+      <w:r>
+        <w:rPr>
+          <w:sz w:val="28"/>
+          <w:szCs w:val="28"/>
+          <w:rtl w:val="0"/>
+        </w:rPr>
+        <w:t xml:space="preserve">t </w:t>
+      </w:r>
+      <w:r>
         <w:rPr>
           <w:rFonts w:ascii="Arial" w:cs="Arial" w:eastAsia="Arial" w:hAnsi="Arial"/>
           <w:b w:val="0"/>
@@ -13082,6 +13251,41 @@
           <w:u w:val="none"/>
           <w:shd w:fill="auto" w:val="clear"/>
           <w:vertAlign w:val="baseline"/>
+          <w:rtl w:val="0"/>
+        </w:rPr>
+        <w:t xml:space="preserve">pressure treated southern pine.</w:t>
+      </w:r>
+    </w:p>
+    <w:p>
+      <w:pPr>
+        <w:keepNext w:val="0"/>
+        <w:keepLines w:val="0"/>
+        <w:pageBreakBefore w:val="0"/>
+        <w:widowControl w:val="0"/>
+        <w:pBdr>
+          <w:top w:space="0" w:sz="0" w:val="nil"/>
+          <w:left w:space="0" w:sz="0" w:val="nil"/>
+          <w:bottom w:space="0" w:sz="0" w:val="nil"/>
+          <w:right w:space="0" w:sz="0" w:val="nil"/>
+          <w:between w:space="0" w:sz="0" w:val="nil"/>
+        </w:pBdr>
+        <w:shd w:fill="auto" w:val="clear"/>
+        <w:spacing w:after="0" w:before="267.918701171875" w:line="240" w:lineRule="auto"/>
+        <w:ind w:left="0" w:right="735" w:firstLine="0"/>
+        <w:rPr>
+          <w:rFonts w:ascii="Arial" w:cs="Arial" w:eastAsia="Arial" w:hAnsi="Arial"/>
+          <w:b w:val="0"/>
+          <w:bCs w:val="0"/>
+          <w:i w:val="0"/>
+          <w:iCs w:val="0"/>
+          <w:smallCaps w:val="0"/>
+          <w:strike w:val="0"/>
+          <w:color w:val="000000"/>
+          <w:sz w:val="28"/>
+          <w:szCs w:val="28"/>
+          <w:u w:val="none"/>
+          <w:shd w:fill="auto" w:val="clear"/>
+          <w:vertAlign w:val="baseline"/>
         </w:rPr>
       </w:pPr>
       <w:r>
@@ -13192,7 +13396,7 @@
           <w:vertAlign w:val="baseline"/>
           <w:rtl w:val="0"/>
         </w:rPr>
-        <w:t xml:space="preserve">pressure treated southern pine. </w:t>
+        <w:t xml:space="preserve">pressure treated southern pine.</w:t>
       </w:r>
     </w:p>
     <w:p>
@@ -13281,7 +13485,7 @@
           <w:vertAlign w:val="baseline"/>
           <w:rtl w:val="0"/>
         </w:rPr>
-        <w:t xml:space="preserve">Simpson Strong-Tie </w:t>
+        <w:t xml:space="preserve">Simpson Strong-Tie: </w:t>
       </w:r>
       <w:r>
         <w:rPr>
@@ -13397,7 +13601,7 @@
           <w:szCs w:val="28"/>
           <w:rtl w:val="0"/>
         </w:rPr>
-        <w:t xml:space="preserve">Simpson SDWS Timber Screw, #10 x 3” Simpson 18-8 Stainless Star Drive Bugle Head Deck Screws.</w:t>
+        <w:t xml:space="preserve">Simpson Strong-Tie: SDWS Timber Screw (with flat washer head and star drive), #10 x 3” 18-8 Stainless Star-Drive Bugle-Head Deck Screws.</w:t>
       </w:r>
     </w:p>
     <w:p>
@@ -13427,7 +13631,7 @@
           <w:szCs w:val="28"/>
           <w:rtl w:val="0"/>
         </w:rPr>
-        <w:t xml:space="preserve">#9 x 3” Star Drive Ceramic Coated Deck Screws.</w:t>
+        <w:t xml:space="preserve">#9 x 3” Star-Drive Ceramic-Coated Deck Screws.</w:t>
       </w:r>
     </w:p>
     <w:p>
@@ -13467,7 +13671,7 @@
           <w:szCs w:val="28"/>
           <w:rtl w:val="0"/>
         </w:rPr>
-        <w:t xml:space="preserve"> – RDS Dock Hardware 1½” Schedule 80 Aluminum Pipe, 1½” Pipe Trim Cap, 1½” Pipe Side Bracket, 1½” Brace Bracket, 4’ x 10’ Dock Frames, SureStep™ Decking, 1½” and 2” Drive Cap, Pipe Chain Jack.</w:t>
+        <w:t xml:space="preserve"> – RDS Dock Hardware: 1½” Schedule 80 Aluminum Pipe, 1½” Pipe Trim Cap, 1½” Pipe Side Bracket, 1½” Brace Bracket, 4’ x 10’ Dock Frames, SureStep™ Decking, 1½” and 2” Drive Cap, Pipe Chain Jack.</w:t>
       </w:r>
     </w:p>
     <w:p>
@@ -13543,31 +13747,32 @@
       </w:hyperlink>
       <w:r>
         <w:rPr>
-          <w:rtl w:val="0"/>
-        </w:rPr>
-      </w:r>
-    </w:p>
-    <w:p>
-      <w:pPr>
-        <w:keepNext w:val="0"/>
-        <w:keepLines w:val="0"/>
-        <w:pageBreakBefore w:val="0"/>
-        <w:widowControl w:val="0"/>
-        <w:pBdr>
-          <w:top w:space="0" w:sz="0" w:val="nil"/>
-          <w:left w:space="0" w:sz="0" w:val="nil"/>
-          <w:bottom w:space="0" w:sz="0" w:val="nil"/>
-          <w:right w:space="0" w:sz="0" w:val="nil"/>
-          <w:between w:space="0" w:sz="0" w:val="nil"/>
-        </w:pBdr>
-        <w:shd w:fill="auto" w:val="clear"/>
-        <w:spacing w:after="0" w:before="268.319091796875" w:line="240" w:lineRule="auto"/>
-        <w:ind w:left="17.53997802734375" w:right="735" w:firstLine="0"/>
-        <w:rPr>
           <w:sz w:val="24"/>
           <w:szCs w:val="24"/>
-        </w:rPr>
-      </w:pPr>
+          <w:rtl w:val="0"/>
+        </w:rPr>
+        <w:t xml:space="preserve">, </w:t>
+      </w:r>
+      <w:hyperlink r:id="rId31">
+        <w:r>
+          <w:rPr>
+            <w:color w:val="1155cc"/>
+            <w:sz w:val="24"/>
+            <w:szCs w:val="24"/>
+            <w:u w:val="single"/>
+            <w:rtl w:val="0"/>
+          </w:rPr>
+          <w:t xml:space="preserve">BB&amp;S UC-4B Marine Lumber</w:t>
+        </w:r>
+      </w:hyperlink>
+      <w:r>
+        <w:rPr>
+          <w:sz w:val="24"/>
+          <w:szCs w:val="24"/>
+          <w:rtl w:val="0"/>
+        </w:rPr>
+        <w:t xml:space="preserve"> (S4S or RGH).</w:t>
+      </w:r>
       <w:r>
         <w:rPr>
           <w:rtl w:val="0"/>
@@ -13588,7 +13793,7 @@
 
 <file path=word/comments.xml><?xml version="1.0" encoding="utf-8"?>
 <w:comments xmlns:mc="http://schemas.openxmlformats.org/markup-compatibility/2006" xmlns:o="urn:schemas-microsoft-com:office:office" xmlns:r="http://schemas.openxmlformats.org/officeDocument/2006/relationships" xmlns:m="http://schemas.openxmlformats.org/officeDocument/2006/math" xmlns:v="urn:schemas-microsoft-com:vml" xmlns:wp="http://schemas.openxmlformats.org/drawingml/2006/wordprocessingDrawing" xmlns:w10="urn:schemas-microsoft-com:office:word" xmlns:w="http://schemas.openxmlformats.org/wordprocessingml/2006/main" xmlns:wne="http://schemas.microsoft.com/office/word/2006/wordml" xmlns:sl="http://schemas.openxmlformats.org/schemaLibrary/2006/main" xmlns:a="http://schemas.openxmlformats.org/drawingml/2006/main" xmlns:pic="http://schemas.openxmlformats.org/drawingml/2006/picture" xmlns:c="http://schemas.openxmlformats.org/drawingml/2006/chart" xmlns:lc="http://schemas.openxmlformats.org/drawingml/2006/lockedCanvas" xmlns:dgm="http://schemas.openxmlformats.org/drawingml/2006/diagram" xmlns:wps="http://schemas.microsoft.com/office/word/2010/wordprocessingShape" xmlns:wpg="http://schemas.microsoft.com/office/word/2010/wordprocessingGroup" xmlns:w14="http://schemas.microsoft.com/office/word/2010/wordml" xmlns:w15="http://schemas.microsoft.com/office/word/2012/wordml" xmlns:w16="http://schemas.microsoft.com/office/word/2018/wordml" xmlns:w16cex="http://schemas.microsoft.com/office/word/2018/wordml/cex" xmlns:w16cid="http://schemas.microsoft.com/office/word/2016/wordml/cid" xmlns="http://schemas.microsoft.com/office/tasks/2019/documenttasks" xmlns:cr="http://schemas.microsoft.com/office/comments/2020/reactions">
-  <w:comment w:author="Robert L Walton" w:id="6" w:date="2025-12-17T10:07:23Z">
+  <w:comment w:author="Robert L Walton" w:id="7" w:date="2025-12-17T10:07:23Z">
     <w:p>
       <w:pPr>
         <w:keepNext w:val="0"/>
@@ -13698,7 +13903,7 @@
       </w:r>
     </w:p>
   </w:comment>
-  <w:comment w:author="Jonathan Campbell" w:id="7" w:date="2025-12-16T02:25:44Z">
+  <w:comment w:author="Jonathan Campbell" w:id="8" w:date="2025-12-16T02:25:44Z">
     <w:p>
       <w:pPr>
         <w:keepNext w:val="0"/>
@@ -13753,7 +13958,7 @@
       </w:r>
     </w:p>
   </w:comment>
-  <w:comment w:author="Robert L Walton" w:id="4" w:date="2026-01-25T09:48:38Z">
+  <w:comment w:author="Robert L Walton" w:id="5" w:date="2026-01-25T09:48:38Z">
     <w:p>
       <w:pPr>
         <w:keepNext w:val="0"/>
@@ -13808,7 +14013,7 @@
       </w:r>
     </w:p>
   </w:comment>
-  <w:comment w:author="Jonathan Campbell" w:id="5" w:date="2025-12-16T02:18:09Z">
+  <w:comment w:author="Robert L Walton" w:id="4" w:date="2026-02-12T04:52:03Z">
     <w:p>
       <w:pPr>
         <w:keepNext w:val="0"/>
@@ -13859,11 +14064,11 @@
           <w:vertAlign w:val="baseline"/>
           <w:rtl w:val="0"/>
         </w:rPr>
-        <w:t xml:space="preserve">Ultimately, this is going to need a diagram...</w:t>
+        <w:t xml:space="preserve">Check this with committee.</w:t>
       </w:r>
     </w:p>
   </w:comment>
-  <w:comment w:author="Robert L Walton" w:id="0" w:date="2025-12-17T13:49:58Z">
+  <w:comment w:author="Robert L Walton" w:id="9" w:date="2026-02-12T05:17:13Z">
     <w:p>
       <w:pPr>
         <w:keepNext w:val="0"/>
@@ -13914,11 +14119,11 @@
           <w:vertAlign w:val="baseline"/>
           <w:rtl w:val="0"/>
         </w:rPr>
-        <w:t xml:space="preserve">Should we erase the auger?</w:t>
+        <w:t xml:space="preserve">Check this with committee.</w:t>
       </w:r>
     </w:p>
   </w:comment>
-  <w:comment w:author="Robert L Walton" w:id="1" w:date="2026-02-09T14:54:45Z">
+  <w:comment w:author="Jonathan Campbell" w:id="6" w:date="2025-12-16T02:18:09Z">
     <w:p>
       <w:pPr>
         <w:keepNext w:val="0"/>
@@ -13969,11 +14174,11 @@
           <w:vertAlign w:val="baseline"/>
           <w:rtl w:val="0"/>
         </w:rPr>
-        <w:t xml:space="preserve">We should check boardwalks not apparently subject to erosion conform to this specification.</w:t>
+        <w:t xml:space="preserve">Ultimately, this is going to need a diagram...</w:t>
       </w:r>
     </w:p>
   </w:comment>
-  <w:comment w:author="Robert L Walton" w:id="2" w:date="2025-12-17T02:16:36Z">
+  <w:comment w:author="Robert L Walton" w:id="0" w:date="2025-12-17T13:49:58Z">
     <w:p>
       <w:pPr>
         <w:keepNext w:val="0"/>
@@ -14024,11 +14229,11 @@
           <w:vertAlign w:val="baseline"/>
           <w:rtl w:val="0"/>
         </w:rPr>
-        <w:t xml:space="preserve">JonC asks: should we require stainless steel?</w:t>
+        <w:t xml:space="preserve">Should we erase the auger?</w:t>
       </w:r>
     </w:p>
   </w:comment>
-  <w:comment w:author="Robert L Walton" w:id="9" w:date="2026-02-05T08:09:20Z">
+  <w:comment w:author="Robert L Walton" w:id="1" w:date="2026-02-09T14:54:45Z">
     <w:p>
       <w:pPr>
         <w:keepNext w:val="0"/>
@@ -14079,11 +14284,121 @@
           <w:vertAlign w:val="baseline"/>
           <w:rtl w:val="0"/>
         </w:rPr>
+        <w:t xml:space="preserve">We should check boardwalks not apparently subject to erosion conform to this specification.</w:t>
+      </w:r>
+    </w:p>
+  </w:comment>
+  <w:comment w:author="Robert L Walton" w:id="2" w:date="2025-12-17T02:16:36Z">
+    <w:p>
+      <w:pPr>
+        <w:keepNext w:val="0"/>
+        <w:keepLines w:val="0"/>
+        <w:pageBreakBefore w:val="0"/>
+        <w:widowControl w:val="0"/>
+        <w:pBdr>
+          <w:top w:space="0" w:sz="0" w:val="nil"/>
+          <w:left w:space="0" w:sz="0" w:val="nil"/>
+          <w:bottom w:space="0" w:sz="0" w:val="nil"/>
+          <w:right w:space="0" w:sz="0" w:val="nil"/>
+          <w:between w:space="0" w:sz="0" w:val="nil"/>
+        </w:pBdr>
+        <w:shd w:fill="auto" w:val="clear"/>
+        <w:spacing w:after="0" w:before="0" w:line="240" w:lineRule="auto"/>
+        <w:ind w:left="0" w:right="0" w:firstLine="0"/>
+        <w:jc w:val="left"/>
+        <w:rPr>
+          <w:rFonts w:ascii="Arial" w:cs="Arial" w:eastAsia="Arial" w:hAnsi="Arial"/>
+          <w:b w:val="0"/>
+          <w:bCs w:val="0"/>
+          <w:i w:val="0"/>
+          <w:iCs w:val="0"/>
+          <w:smallCaps w:val="0"/>
+          <w:strike w:val="0"/>
+          <w:color w:val="000000"/>
+          <w:sz w:val="22"/>
+          <w:szCs w:val="22"/>
+          <w:u w:val="none"/>
+          <w:shd w:fill="auto" w:val="clear"/>
+          <w:vertAlign w:val="baseline"/>
+        </w:rPr>
+      </w:pPr>
+      <w:r>
+        <w:rPr>
+          <w:rFonts w:ascii="Arial" w:cs="Arial" w:eastAsia="Arial" w:hAnsi="Arial"/>
+          <w:b w:val="0"/>
+          <w:bCs w:val="0"/>
+          <w:i w:val="0"/>
+          <w:iCs w:val="0"/>
+          <w:smallCaps w:val="0"/>
+          <w:strike w:val="0"/>
+          <w:color w:val="000000"/>
+          <w:sz w:val="22"/>
+          <w:szCs w:val="22"/>
+          <w:u w:val="none"/>
+          <w:shd w:fill="auto" w:val="clear"/>
+          <w:vertAlign w:val="baseline"/>
+          <w:rtl w:val="0"/>
+        </w:rPr>
+        <w:t xml:space="preserve">JonC asks: should we require stainless steel?</w:t>
+      </w:r>
+    </w:p>
+  </w:comment>
+  <w:comment w:author="Robert L Walton" w:id="11" w:date="2026-02-05T08:09:20Z">
+    <w:p>
+      <w:pPr>
+        <w:keepNext w:val="0"/>
+        <w:keepLines w:val="0"/>
+        <w:pageBreakBefore w:val="0"/>
+        <w:widowControl w:val="0"/>
+        <w:pBdr>
+          <w:top w:space="0" w:sz="0" w:val="nil"/>
+          <w:left w:space="0" w:sz="0" w:val="nil"/>
+          <w:bottom w:space="0" w:sz="0" w:val="nil"/>
+          <w:right w:space="0" w:sz="0" w:val="nil"/>
+          <w:between w:space="0" w:sz="0" w:val="nil"/>
+        </w:pBdr>
+        <w:shd w:fill="auto" w:val="clear"/>
+        <w:spacing w:after="0" w:before="0" w:line="240" w:lineRule="auto"/>
+        <w:ind w:left="0" w:right="0" w:firstLine="0"/>
+        <w:jc w:val="left"/>
+        <w:rPr>
+          <w:rFonts w:ascii="Arial" w:cs="Arial" w:eastAsia="Arial" w:hAnsi="Arial"/>
+          <w:b w:val="0"/>
+          <w:bCs w:val="0"/>
+          <w:i w:val="0"/>
+          <w:iCs w:val="0"/>
+          <w:smallCaps w:val="0"/>
+          <w:strike w:val="0"/>
+          <w:color w:val="000000"/>
+          <w:sz w:val="22"/>
+          <w:szCs w:val="22"/>
+          <w:u w:val="none"/>
+          <w:shd w:fill="auto" w:val="clear"/>
+          <w:vertAlign w:val="baseline"/>
+        </w:rPr>
+      </w:pPr>
+      <w:r>
+        <w:rPr>
+          <w:rFonts w:ascii="Arial" w:cs="Arial" w:eastAsia="Arial" w:hAnsi="Arial"/>
+          <w:b w:val="0"/>
+          <w:bCs w:val="0"/>
+          <w:i w:val="0"/>
+          <w:iCs w:val="0"/>
+          <w:smallCaps w:val="0"/>
+          <w:strike w:val="0"/>
+          <w:color w:val="000000"/>
+          <w:sz w:val="22"/>
+          <w:szCs w:val="22"/>
+          <w:u w:val="none"/>
+          <w:shd w:fill="auto" w:val="clear"/>
+          <w:vertAlign w:val="baseline"/>
+          <w:rtl w:val="0"/>
+        </w:rPr>
         <w:t xml:space="preserve">The Pencil Factory bridge uses PC4Zs instead of EPC4Zs.  An EPC4Z is in essence a PC4Z with the part that would be under a stringer cut off and discarded.  A PC4Z interacts with the LPC4Z binding an outside stringer pair to the  post sill -- if you install the LPC4Z first you may have to loosen it to slip the PC4Z under the stringer pair and then re-tighten the LPC4Z.   Getting rid of this interaction seems like a good idea.</w:t>
       </w:r>
     </w:p>
   </w:comment>
-  <w:comment w:author="Robert L Walton" w:id="8" w:date="2026-02-09T15:23:49Z">
+  <w:comment w:author="Robert L Walton" w:id="10" w:date="2026-02-09T15:23:49Z">
     <w:p>
       <w:pPr>
         <w:keepNext w:val="0"/>
